--- a/DBTUNING/ch22_AWR보고서읽기/ch22_AWR보고서읽기.docx
+++ b/DBTUNING/ch22_AWR보고서읽기/ch22_AWR보고서읽기.docx
@@ -10,7 +10,7 @@
           <w:color w:val="17365D"/>
           <w:sz w:val="40"/>
         </w:rPr>
-        <w:t>제8장  AWR 보고서 읽기</w:t>
+        <w:t>제ch22  AWR 보고서 읽기</w:t>
       </w:r>
     </w:p>
     <w:p>
@@ -48,7 +48,7 @@
           <w:b w:val="0"/>
           <w:sz w:val="21"/>
         </w:rPr>
-        <w:t>AWR(Automatic Workload Repository) 보고서는 두 스냅샷 사이의 인스턴스 활동을 한 장의 텍스트/HTML로 요약한 것이다. 5장에서 배운 DB Time, 시간 모델, 대기 클래스가 이 보고서 안에 모두 들어 있고, 6장에서 만든 스냅샷 인프라가 그 원천이다. 8장은 그 보고서를 '생성'하는 것을 넘어 '판독'하는 장이다. 지나간 한 시간 동안 이 데이터베이스가 무엇 때문에 느렸는지를, 감이 아니라 보고서의 숫자로 지목하는 것이 목표다.</w:t>
+        <w:t>AWR(Automatic Workload Repository) 보고서는 두 스냅샷 사이의 인스턴스 활동을 한 장의 텍스트/HTML로 요약한 것이다. ch19에서 배운 DB Time, 시간 모델, 대기 클래스가 이 보고서 안에 모두 들어 있고, ch20에서 만든 스냅샷 인프라가 그 원천이다. ch22은 그 보고서를 '생성'하는 것을 넘어 '판독'하는 장이다. 지나간 한 시간 동안 이 데이터베이스가 무엇 때문에 느렸는지를, 감이 아니라 보고서의 숫자로 지목하는 것이 목표다.</w:t>
       </w:r>
     </w:p>
     <w:p>
@@ -68,7 +68,7 @@
           <w:b w:val="0"/>
           <w:sz w:val="21"/>
         </w:rPr>
-        <w:t>이 장 전체에서 사용하는 실측 보고서는 orcl 19.3 인스턴스에서 스냅샷 295~296 구간(약 100초) 동안 7개 세션으로 종합 부하를 준 뒤 awrrpt.sql로 생성한 것이다. 이 구간은 리터럴 파싱, 대량 스캔, 정렬, 잦은 커밋을 동시에 섞은 부하다. 같은 구간을 9장에서는 ADDM이, 10장에서는 ASH가 각자의 방식으로 다시 보여준다. 세 도구가 같은 사건을 서로 다른 창으로 비추는 셈이다.</w:t>
+        <w:t>이 장 전체에서 사용하는 실측 보고서는 orcl 19.3 인스턴스에서 스냅샷 295~296 구간(약 100초) 동안 7개 세션으로 종합 부하를 준 뒤 awrrpt.sql로 생성한 것이다. 이 구간은 리터럴 파싱, 대량 스캔, 정렬, 잦은 커밋을 동시에 섞은 부하다. 같은 구간을 ch24에서는 ADDM이, ch25에서는 ASH가 각자의 방식으로 다시 보여준다. 세 도구가 같은 사건을 서로 다른 창으로 비추는 셈이다.</w:t>
       </w:r>
     </w:p>
     <w:p>
@@ -78,7 +78,7 @@
           <w:b w:val="0"/>
           <w:sz w:val="21"/>
         </w:rPr>
-        <w:t>8장을 관통하는 한 문장은 이것이다 — '상위 대기 하나만 보고 결론 내지 않는다. 언제나 DB Time 비중과 함께 본다.' 초심자는 Top Events 맨 윗줄이나 가장 큰 숫자에 반사적으로 손이 간다. 그러나 성능 진단은 순위표에서 1등을 찾는 게임이 아니라, 여러 지표가 함께 그리는 그림을 읽는 일이다. 이 장의 실측 구간이 좋은 교재인 이유가 여기 있다 — Top Events 1위가 대기가 아니라 DB CPU이고, '완벽해 보이는' Buffer Hit 100%가 사실은 함정이며, 여러 개의 작은 대기가 모여 하나의 원인을 가리킨다. 큰 숫자 하나에 속지 않는 훈련을 이 구간으로 한다.</w:t>
+        <w:t>ch22을 관통하는 한 문장은 이것이다 — '상위 대기 하나만 보고 결론 내지 않는다. 언제나 DB Time 비중과 함께 본다.' 초심자는 Top Events 맨 윗줄이나 가장 큰 숫자에 반사적으로 손이 간다. 그러나 성능 진단은 순위표에서 1등을 찾는 게임이 아니라, 여러 지표가 함께 그리는 그림을 읽는 일이다. 이 장의 실측 구간이 좋은 교재인 이유가 여기 있다 — Top Events 1위가 대기가 아니라 DB CPU이고, '완벽해 보이는' Buffer Hit 100%가 사실은 함정이며, 여러 개의 작은 대기가 모여 하나의 원인을 가리킨다. 큰 숫자 하나에 속지 않는 훈련을 이 구간으로 한다.</w:t>
       </w:r>
     </w:p>
     <w:tbl>
@@ -456,7 +456,7 @@
           <w:b w:val="0"/>
           <w:sz w:val="21"/>
         </w:rPr>
-        <w:t>보고서 판독의 대전제는 '이것은 델타 보고서'라는 점이다. 5장에서 배운 대로 V$ 통계는 기동 이후 누적값이다. AWR 보고서의 모든 숫자는 종료 스냅샷의 누적값에서 시작 스냅샷의 누적값을 뺀 '이 구간에서 실제로 일어난 양'이다. 그래서 Load Profile의 Per Second도, SQL 섹션의 Buffer Gets도 모두 이 100초 구간에 한정된 값이다. 누적값을 그대로 읽는 5장의 오판을 AWR 보고서는 자동으로 교정해 준다.</w:t>
+        <w:t>보고서 판독의 대전제는 '이것은 델타 보고서'라는 점이다. ch19에서 배운 대로 V$ 통계는 기동 이후 누적값이다. AWR 보고서의 모든 숫자는 종료 스냅샷의 누적값에서 시작 스냅샷의 누적값을 뺀 '이 구간에서 실제로 일어난 양'이다. 그래서 Load Profile의 Per Second도, SQL 섹션의 Buffer Gets도 모두 이 100초 구간에 한정된 값이다. 누적값을 그대로 읽는 ch19의 오판을 AWR 보고서는 자동으로 교정해 준다.</w:t>
       </w:r>
     </w:p>
     <w:p>
@@ -1791,7 +1791,7 @@
           <w:b w:val="0"/>
           <w:sz w:val="21"/>
         </w:rPr>
-        <w:t>Buffer Hit이 100%다. 초심자는 '캐시 히트율 100%, 완벽하다'고 읽는다. 그러나 8.4에서 봤듯 이 구간은 초당 118만 블록을 논리 읽기로 훑는 CPU 바운드 구간이다. 히트율이 100%인 이유는 데이터가 전부 메모리에 있어서일 뿐, 그 메모리를 과도하게 반복해서 읽는 것 자체가 문제다. 히트율 100%가 곧 성능 우수가 아니라는 것 — 이것이 '히트율의 함정'이며 17장에서 다시 정면으로 다룬다.</w:t>
+        <w:t>Buffer Hit이 100%다. 초심자는 '캐시 히트율 100%, 완벽하다'고 읽는다. 그러나 8.4에서 봤듯 이 구간은 초당 118만 블록을 논리 읽기로 훑는 CPU 바운드 구간이다. 히트율이 100%인 이유는 데이터가 전부 메모리에 있어서일 뿐, 그 메모리를 과도하게 반복해서 읽는 것 자체가 문제다. 히트율 100%가 곧 성능 우수가 아니라는 것 — 이것이 '히트율의 함정'이며 ch31에서 다시 정면으로 다룬다.</w:t>
       </w:r>
     </w:p>
     <w:p>
@@ -2473,7 +2473,7 @@
           <w:b w:val="0"/>
           <w:sz w:val="21"/>
         </w:rPr>
-        <w:t>같은 SQL(9vmszgd1ft9x0)이 Gets 정렬에서도 1위다. 전체 논리 읽기 1억 2,283만 블록 중 3,914만 블록(31.9%)을 이 SQL 혼자 읽었다. 실행당 6,622블록씩 5,912번 = 대량 논리 읽기의 정체다. 8.4에서 본 Logical read 1,185,107/s의 정체가 이 SQL임이 확정된다. 이 지점이 8장의 종착점이다 — '9vmszgd1ft9x0이 전체 DB Time의 33%를, 논리 읽기의 32%를, 대부분 CPU로 쓰고 있다'까지가 인스턴스 튜닝 관점의 결론이고, 이 SQL을 어떻게 고쳐 쓸지(인덱스·조인·바인드)는 SQL 튜닝 과정으로 넘긴다.</w:t>
+        <w:t>같은 SQL(9vmszgd1ft9x0)이 Gets 정렬에서도 1위다. 전체 논리 읽기 1억 2,283만 블록 중 3,914만 블록(31.9%)을 이 SQL 혼자 읽었다. 실행당 6,622블록씩 5,912번 = 대량 논리 읽기의 정체다. 8.4에서 본 Logical read 1,185,107/s의 정체가 이 SQL임이 확정된다. 이 지점이 ch22의 종착점이다 — '9vmszgd1ft9x0이 전체 DB Time의 33%를, 논리 읽기의 32%를, 대부분 CPU로 쓰고 있다'까지가 인스턴스 튜닝 관점의 결론이고, 이 SQL을 어떻게 고쳐 쓸지(인덱스·조인·바인드)는 SQL 튜닝 과정으로 넘긴다.</w:t>
       </w:r>
     </w:p>
     <w:p>
@@ -2833,7 +2833,7 @@
           <w:b w:val="0"/>
           <w:sz w:val="21"/>
         </w:rPr>
-        <w:t>여기서 중요한 태도는 'Instance Activity Stats에서 새 이론을 세우지 않는다'는 것이다. 이 섹션은 수백 개 값이라 뭐든 커 보이는 값을 하나 골라 새 가설을 만들기 쉽다. 그러나 이 섹션의 역할은 앞 섹션(Load Profile·Top Events·SQL)에서 세운 가설을 확증/반증하는 것이다. 근거 없이 눈에 띄는 통계 한 줄에 꽂히는 것이 8장이 경계하는 오판 중 하나다.</w:t>
+        <w:t>여기서 중요한 태도는 'Instance Activity Stats에서 새 이론을 세우지 않는다'는 것이다. 이 섹션은 수백 개 값이라 뭐든 커 보이는 값을 하나 골라 새 가설을 만들기 쉽다. 그러나 이 섹션의 역할은 앞 섹션(Load Profile·Top Events·SQL)에서 세운 가설을 확증/반증하는 것이다. 근거 없이 눈에 띄는 통계 한 줄에 꽂히는 것이 ch22이 경계하는 오판 중 하나다.</w:t>
       </w:r>
     </w:p>
     <w:p>
@@ -2925,7 +2925,7 @@
           <w:b w:val="0"/>
           <w:sz w:val="21"/>
         </w:rPr>
-        <w:t>이 구간에는 정렬 부하도 섞였다(SQL Work Area 102.5MB). PGA Advisory는 PGA 타깃을 바꾸면 최적/1-pass/multi-pass 실행 비율과 디스크 정렬량이 어떻게 변할지 보여 준다. cache hit percentage가 목표(대개 100%에 근접)보다 낮고 multi-pass가 있으면 PGA를 키울 여지가 있다. 이는 19장에서 정면으로 다룬다.</w:t>
+        <w:t>이 구간에는 정렬 부하도 섞였다(SQL Work Area 102.5MB). PGA Advisory는 PGA 타깃을 바꾸면 최적/1-pass/multi-pass 실행 비율과 디스크 정렬량이 어떻게 변할지 보여 준다. cache hit percentage가 목표(대개 100%에 근접)보다 낮고 multi-pass가 있으면 PGA를 키울 여지가 있다. 이는 ch33에서 정면으로 다룬다.</w:t>
       </w:r>
     </w:p>
     <w:p>
@@ -3009,7 +3009,7 @@
                 <w:b w:val="0"/>
                 <w:sz w:val="20"/>
               </w:rPr>
-              <w:t>· Advisory 권고 채택은 9·15장의 '권고는 가설이지 결론이 아니다' 원칙을 따른다.</w:t>
+              <w:t>· Advisory 권고 채택은 ch24·ch30의 '권고는 가설이지 결론이 아니다' 원칙을 따른다.</w:t>
             </w:r>
           </w:p>
         </w:tc>
@@ -3571,7 +3571,7 @@
           <w:b w:val="0"/>
           <w:sz w:val="21"/>
         </w:rPr>
-        <w:t>8장이 경계하는 대표적 오판은 '부하가 없는 구간의 보고서를 읽고 문제가 있다고 판정하는 것'이다. 새벽 시간대나 유휴 구간의 AWR을 뽑으면 Top Events 상단에 Idle 대기(SQL*Net message from client 등)나 백그라운드 이벤트가 올라온다. 이것을 병목으로 지목하면 존재하지도 않는 문제를 쫓게 된다.</w:t>
+        <w:t>ch22이 경계하는 대표적 오판은 '부하가 없는 구간의 보고서를 읽고 문제가 있다고 판정하는 것'이다. 새벽 시간대나 유휴 구간의 AWR을 뽑으면 Top Events 상단에 Idle 대기(SQL*Net message from client 등)나 백그라운드 이벤트가 올라온다. 이것을 병목으로 지목하면 존재하지도 않는 문제를 쫓게 된다.</w:t>
       </w:r>
     </w:p>
     <w:p>
@@ -3601,7 +3601,7 @@
           <w:b w:val="0"/>
           <w:sz w:val="21"/>
         </w:rPr>
-        <w:t>실무에서는 이 판정을 뒤집어 활용하기도 한다. 사용자가 '느리다'고 신고한 시각의 AWR을 뽑았는데 AAS가 0.1로 나온다면, 그 시각 DB는 한가했다는 뜻이므로 병목은 DB 밖(네트워크·애플리케이션 서버·클라이언트)에 있을 가능성이 크다. AWR이 '문제 없음'을 근거로 보여 주는 것 자체가 진단이다 — 문제를 DB 밖으로 돌리는 근거가 되기 때문이다. 20장에서 다룰 'DB 안인가 밖인가'의 판별이 여기서 시작된다.</w:t>
+        <w:t>실무에서는 이 판정을 뒤집어 활용하기도 한다. 사용자가 '느리다'고 신고한 시각의 AWR을 뽑았는데 AAS가 0.1로 나온다면, 그 시각 DB는 한가했다는 뜻이므로 병목은 DB 밖(네트워크·애플리케이션 서버·클라이언트)에 있을 가능성이 크다. AWR이 '문제 없음'을 근거로 보여 주는 것 자체가 진단이다 — 문제를 DB 밖으로 돌리는 근거가 되기 때문이다. ch34에서 다룰 'DB 안인가 밖인가'의 판별이 여기서 시작된다.</w:t>
       </w:r>
     </w:p>
     <w:tbl>
@@ -3716,7 +3716,7 @@
           <w:b w:val="0"/>
           <w:sz w:val="21"/>
         </w:rPr>
-        <w:t>라이선스가 아예 없어 Statspack조차 부담스러운 최소 환경이라면, 실시간 V$ 뷰 직접 조회로 대체한다. Load Profile 대신 V$SYSSTAT·V$SYS_TIME_MODEL의 델타를 직접 계산하고, Top Events 대신 V$SYSTEM_EVENT·V$SYSTEM_WAIT_CLASS를 두 시점에 찍어 빼며, SQL 섹션 대신 V$SQL을 buffer_gets·elapsed_time 기준으로 정렬한다. 13·14장이 바로 이 'V$ 뷰만으로 진단하는' 경로를 정면으로 다룬다. 즉 이 과정은 라이선스가 있는 길(AWR/ADDM/ASH)과 없는 길(Statspack/V$)을 모두 가르친다.</w:t>
+        <w:t>라이선스가 아예 없어 Statspack조차 부담스러운 최소 환경이라면, 실시간 V$ 뷰 직접 조회로 대체한다. Load Profile 대신 V$SYSSTAT·V$SYS_TIME_MODEL의 델타를 직접 계산하고, Top Events 대신 V$SYSTEM_EVENT·V$SYSTEM_WAIT_CLASS를 두 시점에 찍어 빼며, SQL 섹션 대신 V$SQL을 buffer_gets·elapsed_time 기준으로 정렬한다. ch26·ch27이 바로 이 'V$ 뷰만으로 진단하는' 경로를 정면으로 다룬다. 즉 이 과정은 라이선스가 있는 길(AWR/ADDM/ASH)과 없는 길(Statspack/V$)을 모두 가르친다.</w:t>
       </w:r>
     </w:p>
     <w:tbl>
@@ -4088,7 +4088,7 @@
           <w:b w:val="0"/>
           <w:sz w:val="21"/>
         </w:rPr>
-        <w:t>이 장에서 판독한 부하는 9장(ADDM)·10장(ASH)에서 다시 등장한다. 세 도구는 경쟁 관계가 아니라 같은 사건을 다른 창으로 비추는 협력 관계다. AWR은 구간을 통계로 요약하고, ADDM은 그 통계를 자동으로 해석해 원인과 권고를 문장으로 내놓으며, ASH는 1초 단위 샘플로 '그 순간 누가 무엇을 기다렸는가'를 재구성한다.</w:t>
+        <w:t>이 장에서 판독한 부하는 ch24(ADDM)·ch25(ASH)에서 다시 등장한다. 세 도구는 경쟁 관계가 아니라 같은 사건을 다른 창으로 비추는 협력 관계다. AWR은 구간을 통계로 요약하고, ADDM은 그 통계를 자동으로 해석해 원인과 권고를 문장으로 내놓으며, ASH는 1초 단위 샘플로 '그 순간 누가 무엇을 기다렸는가'를 재구성한다.</w:t>
       </w:r>
     </w:p>
     <w:tbl>
@@ -4194,7 +4194,7 @@
                 <w:b w:val="0"/>
                 <w:sz w:val="19"/>
               </w:rPr>
-              <w:t>8장</w:t>
+              <w:t>ch22</w:t>
             </w:r>
           </w:p>
         </w:tc>
@@ -4241,7 +4241,7 @@
                 <w:b w:val="0"/>
                 <w:sz w:val="19"/>
               </w:rPr>
-              <w:t>9장</w:t>
+              <w:t>ch24</w:t>
             </w:r>
           </w:p>
         </w:tc>
@@ -4288,7 +4288,7 @@
                 <w:b w:val="0"/>
                 <w:sz w:val="19"/>
               </w:rPr>
-              <w:t>10장</w:t>
+              <w:t>ch25</w:t>
             </w:r>
           </w:p>
         </w:tc>
@@ -4301,7 +4301,7 @@
           <w:b w:val="0"/>
           <w:sz w:val="21"/>
         </w:rPr>
-        <w:t>세 결과가 한목소리로 같은 원인(리터럴 하드 파싱 + CPU 바운드 SQL)을 가리킨다는 점이 중요하다. 한 도구의 결론을 다른 도구가 교차 검증해 주기 때문에, 세 창을 함께 읽으면 오판 가능성이 크게 줄어든다. 8장에서 훈련한 '숫자로 원인을 지목하는 눈'이 9·10장의 자동 진단·샘플 분석을 비판적으로 읽는 토대가 된다.</w:t>
+        <w:t>세 결과가 한목소리로 같은 원인(리터럴 하드 파싱 + CPU 바운드 SQL)을 가리킨다는 점이 중요하다. 한 도구의 결론을 다른 도구가 교차 검증해 주기 때문에, 세 창을 함께 읽으면 오판 가능성이 크게 줄어든다. ch22에서 훈련한 '숫자로 원인을 지목하는 눈'이 ch24·ch25의 자동 진단·샘플 분석을 비판적으로 읽는 토대가 된다.</w:t>
       </w:r>
     </w:p>
     <w:p>
@@ -4321,7 +4321,7 @@
           <w:b w:val="0"/>
           <w:sz w:val="21"/>
         </w:rPr>
-        <w:t>8장의 실측 구간이 세 챕터를 관통하는 공통 사례인 이유가 여기 있다. 같은 부하를 세 번 서로 다른 방식으로 읽어 보면, 각 도구가 무엇에 강하고 무엇을 놓치는지가 대비되어 드러난다. AWR은 9vmszgd1ft9x0이 자원을 얼마나 썼는지는 잘 보여 주지만 '왜 리터럴이 문제인지'는 사람이 해석해야 한다. ADDM은 그 해석을 자동으로 해 주지만 권고가 늘 맞는 것은 아니다. ASH는 순간을 잡지만 구간 전체의 총량은 AWR만큼 정확하지 않다. 세 도구의 강점을 합쳐 읽는 것이 이 과정 중반부(8~11장)의 목표다.</w:t>
+        <w:t>ch22의 실측 구간이 세 챕터를 관통하는 공통 사례인 이유가 여기 있다. 같은 부하를 세 번 서로 다른 방식으로 읽어 보면, 각 도구가 무엇에 강하고 무엇을 놓치는지가 대비되어 드러난다. AWR은 9vmszgd1ft9x0이 자원을 얼마나 썼는지는 잘 보여 주지만 '왜 리터럴이 문제인지'는 사람이 해석해야 한다. ADDM은 그 해석을 자동으로 해 주지만 권고가 늘 맞는 것은 아니다. ASH는 순간을 잡지만 구간 전체의 총량은 AWR만큼 정확하지 않다. 세 도구의 강점을 합쳐 읽는 것이 이 과정 중반부(ch22~ch23)의 목표다.</w:t>
       </w:r>
     </w:p>
     <w:p>
@@ -4419,7 +4419,7 @@
           <w:b w:val="0"/>
           <w:sz w:val="21"/>
         </w:rPr>
-        <w:t>· AWR(8장)·ADDM(9장)·ASH(10장)는 같은 부하를 다른 창으로 비춘다. 세 결론이 수렴하면 신뢰도가 높다. 모든 실습은 Diagnostics Pack(🔒) 대상이며 Statspack·V$ 대안을 병기한다.</w:t>
+        <w:t>· AWR(ch22)·ADDM(ch24)·ASH(ch25)는 같은 부하를 다른 창으로 비춘다. 세 결론이 수렴하면 신뢰도가 높다. 모든 실습은 Diagnostics Pack(🔒) 대상이며 Statspack·V$ 대안을 병기한다.</w:t>
       </w:r>
     </w:p>
     <w:p>
@@ -4429,7 +4429,7 @@
           <w:b w:val="0"/>
           <w:sz w:val="21"/>
         </w:rPr>
-        <w:t>마지막으로 이 장의 태도를 한 번 더 새긴다. AWR 보고서 판독은 '가장 큰 숫자 찾기'가 아니라 '여러 지표를 엮어 하나의 원인으로 수렴시키기'다. 이 장의 실측 구간에서 Load Profile·Top Events·Instance Efficiency·SQL 섹션이 모두 같은 곳(리터럴 하드 파싱을 유발하는 SQL 9vmszgd1ft9x0)을 가리켰다. 서로 다른 섹션의 숫자가 한 원인으로 모일 때 진단은 비로소 신뢰할 수 있게 된다. 이 수렴을 만들어 내는 눈을 기르는 것이 8장의 목표이며, 그 눈은 9~14장에서 다른 도구를 읽을 때도 그대로 쓰인다.</w:t>
+        <w:t>마지막으로 이 장의 태도를 한 번 더 새긴다. AWR 보고서 판독은 '가장 큰 숫자 찾기'가 아니라 '여러 지표를 엮어 하나의 원인으로 수렴시키기'다. 이 장의 실측 구간에서 Load Profile·Top Events·Instance Efficiency·SQL 섹션이 모두 같은 곳(리터럴 하드 파싱을 유발하는 SQL 9vmszgd1ft9x0)을 가리켰다. 서로 다른 섹션의 숫자가 한 원인으로 모일 때 진단은 비로소 신뢰할 수 있게 된다. 이 수렴을 만들어 내는 눈을 기르는 것이 ch22의 목표이며, 그 눈은 ch24~ch27에서 다른 도구를 읽을 때도 그대로 쓰인다.</w:t>
       </w:r>
     </w:p>
     <w:p>

--- a/DBTUNING/ch22_AWR보고서읽기/ch22_AWR보고서읽기.docx
+++ b/DBTUNING/ch22_AWR보고서읽기/ch22_AWR보고서읽기.docx
@@ -10,7 +10,7 @@
           <w:color w:val="17365D"/>
           <w:sz w:val="40"/>
         </w:rPr>
-        <w:t>제ch22  AWR 보고서 읽기</w:t>
+        <w:t>ch22  AWR 보고서 읽기</w:t>
       </w:r>
     </w:p>
     <w:p>

--- a/DBTUNING/ch22_AWR보고서읽기/ch22_AWR보고서읽기.docx
+++ b/DBTUNING/ch22_AWR보고서읽기/ch22_AWR보고서읽기.docx
@@ -1290,7 +1290,7 @@
           <w:b w:val="0"/>
           <w:sz w:val="21"/>
         </w:rPr>
-        <w:t>나머지 항목도 이야기를 보탠다. Redo size는 초당 140KB, Block changes는 초당 916으로, 쓰기 부하가 아주 크지는 않지만 존재한다. 이는 부하에 섞인 잦은 커밋(WL_05 계열)에서 나온 것으로, 뒤의 log file sync 대기와 연결된다. User calls는 초당 1,629.9로 높은데, 이는 클라이언트가 짧은 호출을 대량으로 보냈다는 뜻이고 8.7에서 볼 '가벼운 SQL을 수천 번 실행'하는 패턴과 맞물린다. SQL Work Area가 초당 102.5MB인 것은 정렬·해시 작업이 상당했음을 뜻하며, 이는 PGA Advisory(8.9)를 볼 근거가 된다.</w:t>
+        <w:t>나머지 항목도 이야기를 보탠다. Redo size는 초당 140KB, Block changes는 초당 916으로, 쓰기 부하가 아주 크지는 않지만 존재한다. 이는 부하에 섞인 잦은 커밋(WL_05 계열)에서 나온 것으로, 뒤의 log file sync 대기와 연결된다. User calls는 초당 1,629.9로 높은데, 이는 클라이언트가 짧은 호출을 대량으로 보냈다는 뜻이고 22.7에서 볼 '가벼운 SQL을 수천 번 실행'하는 패턴과 맞물린다. SQL Work Area가 초당 102.5MB인 것은 정렬·해시 작업이 상당했음을 뜻하며, 이는 PGA Advisory(22.9)를 볼 근거가 된다.</w:t>
       </w:r>
     </w:p>
     <w:p>
@@ -1561,7 +1561,7 @@
           <w:b w:val="0"/>
           <w:sz w:val="21"/>
         </w:rPr>
-        <w:t>그다음으로 의미 있는 것은 대기 이벤트들의 '조합'이다. kksfbc child completion(1.1%), cursor: pin S wait on X(0.1%), library cache: mutex X(0.1%), latch: shared pool(0.1%)은 모두 Concurrency 또는 Other 클래스이면서 공통적으로 라이브러리 캐시/커서 경합을 가리킨다. 이들은 각각은 작지만 한 방향을 가리킨다 — 하드 파싱이 만들어내는 공유 풀 경합이다. 8.4에서 본 Hard parse 319/s가 여기서 대기의 형태로 다시 나타난 것이다. 개별 대기가 작다고 무시할 것이 아니라, 같은 방향을 가리키는 대기들을 묶어 원인 하나로 수렴시키는 것이 판독의 기술이다.</w:t>
+        <w:t>그다음으로 의미 있는 것은 대기 이벤트들의 '조합'이다. kksfbc child completion(1.1%), cursor: pin S wait on X(0.1%), library cache: mutex X(0.1%), latch: shared pool(0.1%)은 모두 Concurrency 또는 Other 클래스이면서 공통적으로 라이브러리 캐시/커서 경합을 가리킨다. 이들은 각각은 작지만 한 방향을 가리킨다 — 하드 파싱이 만들어내는 공유 풀 경합이다. 22.4에서 본 Hard parse 319/s가 여기서 대기의 형태로 다시 나타난 것이다. 개별 대기가 작다고 무시할 것이 아니라, 같은 방향을 가리키는 대기들을 묶어 원인 하나로 수렴시키는 것이 판독의 기술이다.</w:t>
       </w:r>
     </w:p>
     <w:p>
@@ -1791,7 +1791,7 @@
           <w:b w:val="0"/>
           <w:sz w:val="21"/>
         </w:rPr>
-        <w:t>Buffer Hit이 100%다. 초심자는 '캐시 히트율 100%, 완벽하다'고 읽는다. 그러나 8.4에서 봤듯 이 구간은 초당 118만 블록을 논리 읽기로 훑는 CPU 바운드 구간이다. 히트율이 100%인 이유는 데이터가 전부 메모리에 있어서일 뿐, 그 메모리를 과도하게 반복해서 읽는 것 자체가 문제다. 히트율 100%가 곧 성능 우수가 아니라는 것 — 이것이 '히트율의 함정'이며 ch31에서 다시 정면으로 다룬다.</w:t>
+        <w:t>Buffer Hit이 100%다. 초심자는 '캐시 히트율 100%, 완벽하다'고 읽는다. 그러나 22.4에서 봤듯 이 구간은 초당 118만 블록을 논리 읽기로 훑는 CPU 바운드 구간이다. 히트율이 100%인 이유는 데이터가 전부 메모리에 있어서일 뿐, 그 메모리를 과도하게 반복해서 읽는 것 자체가 문제다. 히트율 100%가 곧 성능 우수가 아니라는 것 — 이것이 '히트율의 함정'이며 ch31에서 다시 정면으로 다룬다.</w:t>
       </w:r>
     </w:p>
     <w:p>
@@ -1801,7 +1801,7 @@
           <w:b w:val="0"/>
           <w:sz w:val="21"/>
         </w:rPr>
-        <w:t>정작 눈여겨볼 값은 낮은 쪽이다. Soft Parse %가 26.46%다. 이 말은 전체 파싱 중 겨우 26%만 소프트 파싱이고 나머지 약 74%가 하드 파싱이라는 뜻이다(8.4의 319/433 비율과 일치). Library Hit %도 59.36%로 낮다 — 커서를 캐시에서 재사용하지 못하고 계속 새로 만들고 있다는 뜻이다. Execute to Parse % 36.72%는 실행 대비 파싱이 너무 잦다는(파싱한 커서를 몇 번 못 쓰고 버린다는) 신호다. 세 값이 한목소리로 '리터럴 하드 파싱'을 가리킨다.</w:t>
+        <w:t>정작 눈여겨볼 값은 낮은 쪽이다. Soft Parse %가 26.46%다. 이 말은 전체 파싱 중 겨우 26%만 소프트 파싱이고 나머지 약 74%가 하드 파싱이라는 뜻이다(22.4의 319/433 비율과 일치). Library Hit %도 59.36%로 낮다 — 커서를 캐시에서 재사용하지 못하고 계속 새로 만들고 있다는 뜻이다. Execute to Parse % 36.72%는 실행 대비 파싱이 너무 잦다는(파싱한 커서를 몇 번 못 쓰고 버린다는) 신호다. 세 값이 한목소리로 '리터럴 하드 파싱'을 가리킨다.</w:t>
       </w:r>
     </w:p>
     <w:tbl>
@@ -2193,7 +2193,7 @@
           <w:b w:val="0"/>
           <w:sz w:val="21"/>
         </w:rPr>
-        <w:t>여기까지 '무엇이(CPU·하드파싱) 문제인가'를 좁혔다. 이제 '누가(어느 SQL) 그 자원을 썼는가'를 찾는다. 보고서는 같은 SQL 집합을 여러 기준으로 정렬해 보여준다 — Elapsed Time, CPU Time, Gets(논리 읽기), Reads(물리 읽기), Executions, Parse Calls 등이다. 8.4~8.6의 진단(CPU 바운드 + 대량 논리 읽기)에 맞는 정렬 기준을 골라야 한다. 여기서는 Elapsed Time과 Gets가 정답이다.</w:t>
+        <w:t>여기까지 '무엇이(CPU·하드파싱) 문제인가'를 좁혔다. 이제 '누가(어느 SQL) 그 자원을 썼는가'를 찾는다. 보고서는 같은 SQL 집합을 여러 기준으로 정렬해 보여준다 — Elapsed Time, CPU Time, Gets(논리 읽기), Reads(물리 읽기), Executions, Parse Calls 등이다. 22.4~22.6의 진단(CPU 바운드 + 대량 논리 읽기)에 맞는 정렬 기준을 골라야 한다. 여기서는 Elapsed Time과 Gets가 정답이다.</w:t>
       </w:r>
     </w:p>
     <w:p>
@@ -2473,7 +2473,7 @@
           <w:b w:val="0"/>
           <w:sz w:val="21"/>
         </w:rPr>
-        <w:t>같은 SQL(9vmszgd1ft9x0)이 Gets 정렬에서도 1위다. 전체 논리 읽기 1억 2,283만 블록 중 3,914만 블록(31.9%)을 이 SQL 혼자 읽었다. 실행당 6,622블록씩 5,912번 = 대량 논리 읽기의 정체다. 8.4에서 본 Logical read 1,185,107/s의 정체가 이 SQL임이 확정된다. 이 지점이 ch22의 종착점이다 — '9vmszgd1ft9x0이 전체 DB Time의 33%를, 논리 읽기의 32%를, 대부분 CPU로 쓰고 있다'까지가 인스턴스 튜닝 관점의 결론이고, 이 SQL을 어떻게 고쳐 쓸지(인덱스·조인·바인드)는 SQL 튜닝 과정으로 넘긴다.</w:t>
+        <w:t>같은 SQL(9vmszgd1ft9x0)이 Gets 정렬에서도 1위다. 전체 논리 읽기 1억 2,283만 블록 중 3,914만 블록(31.9%)을 이 SQL 혼자 읽었다. 실행당 6,622블록씩 5,912번 = 대량 논리 읽기의 정체다. 22.4에서 본 Logical read 1,185,107/s의 정체가 이 SQL임이 확정된다. 이 지점이 ch22의 종착점이다 — '9vmszgd1ft9x0이 전체 DB Time의 33%를, 논리 읽기의 32%를, 대부분 CPU로 쓰고 있다'까지가 인스턴스 튜닝 관점의 결론이고, 이 SQL을 어떻게 고쳐 쓸지(인덱스·조인·바인드)는 SQL 튜닝 과정으로 넘긴다.</w:t>
       </w:r>
     </w:p>
     <w:p>
@@ -2555,7 +2555,7 @@
                 <w:b w:val="0"/>
                 <w:sz w:val="20"/>
               </w:rPr>
-              <w:t>판독: 이 구간은 CPU 바운드(8.5) + 대량 논리 읽기(8.4)다. 따라서 Elapsed Time과 Gets를 본다. Reads(물리 읽기)는 이 구간에선 48.8/s로 미미하니 볼 필요가 적다.</w:t>
+              <w:t>판독: 이 구간은 CPU 바운드(22.5) + 대량 논리 읽기(22.4)다. 따라서 Elapsed Time과 Gets를 본다. Reads(물리 읽기)는 이 구간에선 48.8/s로 미미하니 볼 필요가 적다.</w:t>
             </w:r>
           </w:p>
           <w:p>
@@ -2843,7 +2843,7 @@
           <w:b w:val="0"/>
           <w:sz w:val="21"/>
         </w:rPr>
-        <w:t>확증의 예를 들어 보자. 8.4~8.6에서 '리터럴 하드 파싱'과 '대량 논리 읽기'를 가설로 세웠다. Instance Activity Stats에서 parse count (hard)의 델타가 구간 100초에 약 3만(=319/s × 100초)에 근접하면 하드 파싱 가설이 수치로 확증된다. session logical reads의 델타가 SQL ordered by Gets의 Total Buffer Gets(1억 2,283만)와 자릿수가 맞으면 논리 읽기 가설이 확증된다. table scans (long tables)가 크고 table scan blocks gotten이 논리 읽기 총량의 상당 부분을 차지하면, 그 논리 읽기가 '인덱스를 못 타는 대량 스캔'에서 나왔음까지 확인된다. 이렇게 앞 섹션의 요약값과 이 섹션의 원시 통계가 아귀가 맞을 때 진단은 비로소 단단해진다.</w:t>
+        <w:t>확증의 예를 들어 보자. 22.4~22.6에서 '리터럴 하드 파싱'과 '대량 논리 읽기'를 가설로 세웠다. Instance Activity Stats에서 parse count (hard)의 델타가 구간 100초에 약 3만(=319/s × 100초)에 근접하면 하드 파싱 가설이 수치로 확증된다. session logical reads의 델타가 SQL ordered by Gets의 Total Buffer Gets(1억 2,283만)와 자릿수가 맞으면 논리 읽기 가설이 확증된다. table scans (long tables)가 크고 table scan blocks gotten이 논리 읽기 총량의 상당 부분을 차지하면, 그 논리 읽기가 '인덱스를 못 타는 대량 스캔'에서 나왔음까지 확인된다. 이렇게 앞 섹션의 요약값과 이 섹션의 원시 통계가 아귀가 맞을 때 진단은 비로소 단단해진다.</w:t>
       </w:r>
     </w:p>
     <w:p>
